--- a/changesToDo.docx
+++ b/changesToDo.docx
@@ -10,18 +10,21 @@
       </w:pPr>
       <w:r>
         <w:rPr>
+          <w:strike/>
           <w:lang w:val="en-US"/>
         </w:rPr>
         <w:t>Task descriptions</w:t>
       </w:r>
       <w:r>
         <w:rPr>
+          <w:strike/>
           <w:lang w:val="en-US"/>
         </w:rPr>
         <w:t>.</w:t>
       </w:r>
       <w:r>
         <w:rPr>
+          <w:strike/>
           <w:lang w:val="en-US"/>
         </w:rPr>
         <w:t xml:space="preserve"> Display in task view.</w:t>
@@ -38,10 +41,17 @@
           <w:lang w:val="en-US"/>
         </w:rPr>
         <w:br/>
+      </w:r>
+      <w:r>
+        <w:rPr>
+          <w:strike/>
+          <w:lang w:val="en-US"/>
+        </w:rPr>
         <w:t>turn off hidden scores</w:t>
       </w:r>
       <w:r>
         <w:rPr>
+          <w:strike/>
           <w:lang w:val="en-US"/>
         </w:rPr>
         <w:t>.</w:t>
@@ -51,10 +61,17 @@
           <w:lang w:val="en-US"/>
         </w:rPr>
         <w:br/>
+      </w:r>
+      <w:r>
+        <w:rPr>
+          <w:strike/>
+          <w:lang w:val="en-US"/>
+        </w:rPr>
         <w:t>make tasks capturable with single button</w:t>
       </w:r>
       <w:r>
         <w:rPr>
+          <w:strike/>
           <w:lang w:val="en-US"/>
         </w:rPr>
         <w:t>.</w:t>
@@ -96,10 +113,17 @@
           <w:lang w:val="en-US"/>
         </w:rPr>
         <w:br/>
+      </w:r>
+      <w:r>
+        <w:rPr>
+          <w:color w:val="FF0000"/>
+          <w:lang w:val="en-US"/>
+        </w:rPr>
         <w:t>task acceptance tab (tasks go in concept and have to be accepted by admin)</w:t>
       </w:r>
       <w:r>
         <w:rPr>
+          <w:color w:val="FF0000"/>
           <w:lang w:val="en-US"/>
         </w:rPr>
         <w:t>.</w:t>
@@ -125,18 +149,21 @@
       </w:r>
       <w:r>
         <w:rPr>
+          <w:strike/>
           <w:lang w:val="en-US"/>
         </w:rPr>
         <w:t>s</w:t>
       </w:r>
       <w:r>
         <w:rPr>
+          <w:strike/>
           <w:lang w:val="en-US"/>
         </w:rPr>
         <w:t>et log text size to 32</w:t>
       </w:r>
       <w:r>
         <w:rPr>
+          <w:strike/>
           <w:lang w:val="en-US"/>
         </w:rPr>
         <w:t>.</w:t>
@@ -152,51 +179,30 @@
         <w:rPr>
           <w:lang w:val="en-US"/>
         </w:rPr>
-        <w:t xml:space="preserve"> </w:t>
-      </w:r>
-      <w:proofErr w:type="spellStart"/>
-      <w:r>
-        <w:rPr>
-          <w:lang w:val="en-US"/>
-        </w:rPr>
-        <w:t>ui</w:t>
-      </w:r>
-      <w:proofErr w:type="spellEnd"/>
-      <w:r>
-        <w:rPr>
-          <w:lang w:val="en-US"/>
-        </w:rPr>
-        <w:t xml:space="preserve"> and console</w:t>
-      </w:r>
-      <w:r>
-        <w:rPr>
-          <w:lang w:val="en-US"/>
-        </w:rPr>
-        <w:t xml:space="preserve"> to </w:t>
-      </w:r>
-      <w:proofErr w:type="spellStart"/>
-      <w:r>
-        <w:rPr>
-          <w:lang w:val="en-US"/>
-        </w:rPr>
-        <w:t>dutch</w:t>
-      </w:r>
-      <w:proofErr w:type="spellEnd"/>
-      <w:r>
-        <w:rPr>
-          <w:lang w:val="en-US"/>
-        </w:rPr>
-        <w:t xml:space="preserve"> language.</w:t>
+        <w:t xml:space="preserve"> ui and console</w:t>
+      </w:r>
+      <w:r>
+        <w:rPr>
+          <w:lang w:val="en-US"/>
+        </w:rPr>
+        <w:t xml:space="preserve"> to dutch language.</w:t>
       </w:r>
       <w:r>
         <w:rPr>
           <w:lang w:val="en-US"/>
         </w:rPr>
         <w:br/>
+      </w:r>
+      <w:r>
+        <w:rPr>
+          <w:strike/>
+          <w:lang w:val="en-US"/>
+        </w:rPr>
         <w:t>Fix text wrapping on longer task names</w:t>
       </w:r>
       <w:r>
         <w:rPr>
+          <w:strike/>
           <w:lang w:val="en-US"/>
         </w:rPr>
         <w:t>.</w:t>
@@ -221,7 +227,7 @@
         <w:kern w:val="2"/>
         <w:sz w:val="24"/>
         <w:szCs w:val="24"/>
-        <w:lang w:val="en-150" w:eastAsia="en-US" w:bidi="ar-SA"/>
+        <w:lang w:eastAsia="en-US" w:bidi="ar-SA"/>
         <w14:ligatures w14:val="standardContextual"/>
       </w:rPr>
     </w:rPrDefault>
@@ -609,15 +615,15 @@
     <w:lsdException w:name="Unresolved Mention" w:semiHidden="1" w:unhideWhenUsed="1"/>
     <w:lsdException w:name="Smart Link" w:semiHidden="1" w:unhideWhenUsed="1"/>
   </w:latentStyles>
-  <w:style w:type="paragraph" w:default="1" w:styleId="Normal">
+  <w:style w:type="paragraph" w:default="1" w:styleId="Standaard">
     <w:name w:val="Normal"/>
     <w:qFormat/>
   </w:style>
-  <w:style w:type="paragraph" w:styleId="Heading1">
+  <w:style w:type="paragraph" w:styleId="Kop1">
     <w:name w:val="heading 1"/>
-    <w:basedOn w:val="Normal"/>
-    <w:next w:val="Normal"/>
-    <w:link w:val="Heading1Char"/>
+    <w:basedOn w:val="Standaard"/>
+    <w:next w:val="Standaard"/>
+    <w:link w:val="Kop1Char"/>
     <w:uiPriority w:val="9"/>
     <w:qFormat/>
     <w:rsid w:val="00771DBA"/>
@@ -634,11 +640,11 @@
       <w:szCs w:val="40"/>
     </w:rPr>
   </w:style>
-  <w:style w:type="paragraph" w:styleId="Heading2">
+  <w:style w:type="paragraph" w:styleId="Kop2">
     <w:name w:val="heading 2"/>
-    <w:basedOn w:val="Normal"/>
-    <w:next w:val="Normal"/>
-    <w:link w:val="Heading2Char"/>
+    <w:basedOn w:val="Standaard"/>
+    <w:next w:val="Standaard"/>
+    <w:link w:val="Kop2Char"/>
     <w:uiPriority w:val="9"/>
     <w:semiHidden/>
     <w:unhideWhenUsed/>
@@ -657,11 +663,11 @@
       <w:szCs w:val="32"/>
     </w:rPr>
   </w:style>
-  <w:style w:type="paragraph" w:styleId="Heading3">
+  <w:style w:type="paragraph" w:styleId="Kop3">
     <w:name w:val="heading 3"/>
-    <w:basedOn w:val="Normal"/>
-    <w:next w:val="Normal"/>
-    <w:link w:val="Heading3Char"/>
+    <w:basedOn w:val="Standaard"/>
+    <w:next w:val="Standaard"/>
+    <w:link w:val="Kop3Char"/>
     <w:uiPriority w:val="9"/>
     <w:semiHidden/>
     <w:unhideWhenUsed/>
@@ -680,11 +686,11 @@
       <w:szCs w:val="28"/>
     </w:rPr>
   </w:style>
-  <w:style w:type="paragraph" w:styleId="Heading4">
+  <w:style w:type="paragraph" w:styleId="Kop4">
     <w:name w:val="heading 4"/>
-    <w:basedOn w:val="Normal"/>
-    <w:next w:val="Normal"/>
-    <w:link w:val="Heading4Char"/>
+    <w:basedOn w:val="Standaard"/>
+    <w:next w:val="Standaard"/>
+    <w:link w:val="Kop4Char"/>
     <w:uiPriority w:val="9"/>
     <w:semiHidden/>
     <w:unhideWhenUsed/>
@@ -703,11 +709,11 @@
       <w:color w:val="0F4761" w:themeColor="accent1" w:themeShade="BF"/>
     </w:rPr>
   </w:style>
-  <w:style w:type="paragraph" w:styleId="Heading5">
+  <w:style w:type="paragraph" w:styleId="Kop5">
     <w:name w:val="heading 5"/>
-    <w:basedOn w:val="Normal"/>
-    <w:next w:val="Normal"/>
-    <w:link w:val="Heading5Char"/>
+    <w:basedOn w:val="Standaard"/>
+    <w:next w:val="Standaard"/>
+    <w:link w:val="Kop5Char"/>
     <w:uiPriority w:val="9"/>
     <w:semiHidden/>
     <w:unhideWhenUsed/>
@@ -724,11 +730,11 @@
       <w:color w:val="0F4761" w:themeColor="accent1" w:themeShade="BF"/>
     </w:rPr>
   </w:style>
-  <w:style w:type="paragraph" w:styleId="Heading6">
+  <w:style w:type="paragraph" w:styleId="Kop6">
     <w:name w:val="heading 6"/>
-    <w:basedOn w:val="Normal"/>
-    <w:next w:val="Normal"/>
-    <w:link w:val="Heading6Char"/>
+    <w:basedOn w:val="Standaard"/>
+    <w:next w:val="Standaard"/>
+    <w:link w:val="Kop6Char"/>
     <w:uiPriority w:val="9"/>
     <w:semiHidden/>
     <w:unhideWhenUsed/>
@@ -747,11 +753,11 @@
       <w:color w:val="595959" w:themeColor="text1" w:themeTint="A6"/>
     </w:rPr>
   </w:style>
-  <w:style w:type="paragraph" w:styleId="Heading7">
+  <w:style w:type="paragraph" w:styleId="Kop7">
     <w:name w:val="heading 7"/>
-    <w:basedOn w:val="Normal"/>
-    <w:next w:val="Normal"/>
-    <w:link w:val="Heading7Char"/>
+    <w:basedOn w:val="Standaard"/>
+    <w:next w:val="Standaard"/>
+    <w:link w:val="Kop7Char"/>
     <w:uiPriority w:val="9"/>
     <w:semiHidden/>
     <w:unhideWhenUsed/>
@@ -768,11 +774,11 @@
       <w:color w:val="595959" w:themeColor="text1" w:themeTint="A6"/>
     </w:rPr>
   </w:style>
-  <w:style w:type="paragraph" w:styleId="Heading8">
+  <w:style w:type="paragraph" w:styleId="Kop8">
     <w:name w:val="heading 8"/>
-    <w:basedOn w:val="Normal"/>
-    <w:next w:val="Normal"/>
-    <w:link w:val="Heading8Char"/>
+    <w:basedOn w:val="Standaard"/>
+    <w:next w:val="Standaard"/>
+    <w:link w:val="Kop8Char"/>
     <w:uiPriority w:val="9"/>
     <w:semiHidden/>
     <w:unhideWhenUsed/>
@@ -791,11 +797,11 @@
       <w:color w:val="272727" w:themeColor="text1" w:themeTint="D8"/>
     </w:rPr>
   </w:style>
-  <w:style w:type="paragraph" w:styleId="Heading9">
+  <w:style w:type="paragraph" w:styleId="Kop9">
     <w:name w:val="heading 9"/>
-    <w:basedOn w:val="Normal"/>
-    <w:next w:val="Normal"/>
-    <w:link w:val="Heading9Char"/>
+    <w:basedOn w:val="Standaard"/>
+    <w:next w:val="Standaard"/>
+    <w:link w:val="Kop9Char"/>
     <w:uiPriority w:val="9"/>
     <w:semiHidden/>
     <w:unhideWhenUsed/>
@@ -812,13 +818,13 @@
       <w:color w:val="272727" w:themeColor="text1" w:themeTint="D8"/>
     </w:rPr>
   </w:style>
-  <w:style w:type="character" w:default="1" w:styleId="DefaultParagraphFont">
+  <w:style w:type="character" w:default="1" w:styleId="Standaardalinea-lettertype">
     <w:name w:val="Default Paragraph Font"/>
     <w:uiPriority w:val="1"/>
     <w:semiHidden/>
     <w:unhideWhenUsed/>
   </w:style>
-  <w:style w:type="table" w:default="1" w:styleId="TableNormal">
+  <w:style w:type="table" w:default="1" w:styleId="Standaardtabel">
     <w:name w:val="Normal Table"/>
     <w:uiPriority w:val="99"/>
     <w:semiHidden/>
@@ -833,16 +839,16 @@
       </w:tblCellMar>
     </w:tblPr>
   </w:style>
-  <w:style w:type="numbering" w:default="1" w:styleId="NoList">
+  <w:style w:type="numbering" w:default="1" w:styleId="Geenlijst">
     <w:name w:val="No List"/>
     <w:uiPriority w:val="99"/>
     <w:semiHidden/>
     <w:unhideWhenUsed/>
   </w:style>
-  <w:style w:type="character" w:customStyle="1" w:styleId="Heading1Char">
-    <w:name w:val="Heading 1 Char"/>
-    <w:basedOn w:val="DefaultParagraphFont"/>
-    <w:link w:val="Heading1"/>
+  <w:style w:type="character" w:customStyle="1" w:styleId="Kop1Char">
+    <w:name w:val="Kop 1 Char"/>
+    <w:basedOn w:val="Standaardalinea-lettertype"/>
+    <w:link w:val="Kop1"/>
     <w:uiPriority w:val="9"/>
     <w:rsid w:val="00771DBA"/>
     <w:rPr>
@@ -852,10 +858,10 @@
       <w:szCs w:val="40"/>
     </w:rPr>
   </w:style>
-  <w:style w:type="character" w:customStyle="1" w:styleId="Heading2Char">
-    <w:name w:val="Heading 2 Char"/>
-    <w:basedOn w:val="DefaultParagraphFont"/>
-    <w:link w:val="Heading2"/>
+  <w:style w:type="character" w:customStyle="1" w:styleId="Kop2Char">
+    <w:name w:val="Kop 2 Char"/>
+    <w:basedOn w:val="Standaardalinea-lettertype"/>
+    <w:link w:val="Kop2"/>
     <w:uiPriority w:val="9"/>
     <w:semiHidden/>
     <w:rsid w:val="00771DBA"/>
@@ -866,10 +872,10 @@
       <w:szCs w:val="32"/>
     </w:rPr>
   </w:style>
-  <w:style w:type="character" w:customStyle="1" w:styleId="Heading3Char">
-    <w:name w:val="Heading 3 Char"/>
-    <w:basedOn w:val="DefaultParagraphFont"/>
-    <w:link w:val="Heading3"/>
+  <w:style w:type="character" w:customStyle="1" w:styleId="Kop3Char">
+    <w:name w:val="Kop 3 Char"/>
+    <w:basedOn w:val="Standaardalinea-lettertype"/>
+    <w:link w:val="Kop3"/>
     <w:uiPriority w:val="9"/>
     <w:semiHidden/>
     <w:rsid w:val="00771DBA"/>
@@ -880,10 +886,10 @@
       <w:szCs w:val="28"/>
     </w:rPr>
   </w:style>
-  <w:style w:type="character" w:customStyle="1" w:styleId="Heading4Char">
-    <w:name w:val="Heading 4 Char"/>
-    <w:basedOn w:val="DefaultParagraphFont"/>
-    <w:link w:val="Heading4"/>
+  <w:style w:type="character" w:customStyle="1" w:styleId="Kop4Char">
+    <w:name w:val="Kop 4 Char"/>
+    <w:basedOn w:val="Standaardalinea-lettertype"/>
+    <w:link w:val="Kop4"/>
     <w:uiPriority w:val="9"/>
     <w:semiHidden/>
     <w:rsid w:val="00771DBA"/>
@@ -894,10 +900,10 @@
       <w:color w:val="0F4761" w:themeColor="accent1" w:themeShade="BF"/>
     </w:rPr>
   </w:style>
-  <w:style w:type="character" w:customStyle="1" w:styleId="Heading5Char">
-    <w:name w:val="Heading 5 Char"/>
-    <w:basedOn w:val="DefaultParagraphFont"/>
-    <w:link w:val="Heading5"/>
+  <w:style w:type="character" w:customStyle="1" w:styleId="Kop5Char">
+    <w:name w:val="Kop 5 Char"/>
+    <w:basedOn w:val="Standaardalinea-lettertype"/>
+    <w:link w:val="Kop5"/>
     <w:uiPriority w:val="9"/>
     <w:semiHidden/>
     <w:rsid w:val="00771DBA"/>
@@ -906,10 +912,10 @@
       <w:color w:val="0F4761" w:themeColor="accent1" w:themeShade="BF"/>
     </w:rPr>
   </w:style>
-  <w:style w:type="character" w:customStyle="1" w:styleId="Heading6Char">
-    <w:name w:val="Heading 6 Char"/>
-    <w:basedOn w:val="DefaultParagraphFont"/>
-    <w:link w:val="Heading6"/>
+  <w:style w:type="character" w:customStyle="1" w:styleId="Kop6Char">
+    <w:name w:val="Kop 6 Char"/>
+    <w:basedOn w:val="Standaardalinea-lettertype"/>
+    <w:link w:val="Kop6"/>
     <w:uiPriority w:val="9"/>
     <w:semiHidden/>
     <w:rsid w:val="00771DBA"/>
@@ -920,10 +926,10 @@
       <w:color w:val="595959" w:themeColor="text1" w:themeTint="A6"/>
     </w:rPr>
   </w:style>
-  <w:style w:type="character" w:customStyle="1" w:styleId="Heading7Char">
-    <w:name w:val="Heading 7 Char"/>
-    <w:basedOn w:val="DefaultParagraphFont"/>
-    <w:link w:val="Heading7"/>
+  <w:style w:type="character" w:customStyle="1" w:styleId="Kop7Char">
+    <w:name w:val="Kop 7 Char"/>
+    <w:basedOn w:val="Standaardalinea-lettertype"/>
+    <w:link w:val="Kop7"/>
     <w:uiPriority w:val="9"/>
     <w:semiHidden/>
     <w:rsid w:val="00771DBA"/>
@@ -932,10 +938,10 @@
       <w:color w:val="595959" w:themeColor="text1" w:themeTint="A6"/>
     </w:rPr>
   </w:style>
-  <w:style w:type="character" w:customStyle="1" w:styleId="Heading8Char">
-    <w:name w:val="Heading 8 Char"/>
-    <w:basedOn w:val="DefaultParagraphFont"/>
-    <w:link w:val="Heading8"/>
+  <w:style w:type="character" w:customStyle="1" w:styleId="Kop8Char">
+    <w:name w:val="Kop 8 Char"/>
+    <w:basedOn w:val="Standaardalinea-lettertype"/>
+    <w:link w:val="Kop8"/>
     <w:uiPriority w:val="9"/>
     <w:semiHidden/>
     <w:rsid w:val="00771DBA"/>
@@ -946,10 +952,10 @@
       <w:color w:val="272727" w:themeColor="text1" w:themeTint="D8"/>
     </w:rPr>
   </w:style>
-  <w:style w:type="character" w:customStyle="1" w:styleId="Heading9Char">
-    <w:name w:val="Heading 9 Char"/>
-    <w:basedOn w:val="DefaultParagraphFont"/>
-    <w:link w:val="Heading9"/>
+  <w:style w:type="character" w:customStyle="1" w:styleId="Kop9Char">
+    <w:name w:val="Kop 9 Char"/>
+    <w:basedOn w:val="Standaardalinea-lettertype"/>
+    <w:link w:val="Kop9"/>
     <w:uiPriority w:val="9"/>
     <w:semiHidden/>
     <w:rsid w:val="00771DBA"/>
@@ -958,11 +964,11 @@
       <w:color w:val="272727" w:themeColor="text1" w:themeTint="D8"/>
     </w:rPr>
   </w:style>
-  <w:style w:type="paragraph" w:styleId="Title">
+  <w:style w:type="paragraph" w:styleId="Titel">
     <w:name w:val="Title"/>
-    <w:basedOn w:val="Normal"/>
-    <w:next w:val="Normal"/>
-    <w:link w:val="TitleChar"/>
+    <w:basedOn w:val="Standaard"/>
+    <w:next w:val="Standaard"/>
+    <w:link w:val="TitelChar"/>
     <w:uiPriority w:val="10"/>
     <w:qFormat/>
     <w:rsid w:val="00771DBA"/>
@@ -978,10 +984,10 @@
       <w:szCs w:val="56"/>
     </w:rPr>
   </w:style>
-  <w:style w:type="character" w:customStyle="1" w:styleId="TitleChar">
-    <w:name w:val="Title Char"/>
-    <w:basedOn w:val="DefaultParagraphFont"/>
-    <w:link w:val="Title"/>
+  <w:style w:type="character" w:customStyle="1" w:styleId="TitelChar">
+    <w:name w:val="Titel Char"/>
+    <w:basedOn w:val="Standaardalinea-lettertype"/>
+    <w:link w:val="Titel"/>
     <w:uiPriority w:val="10"/>
     <w:rsid w:val="00771DBA"/>
     <w:rPr>
@@ -992,11 +998,11 @@
       <w:szCs w:val="56"/>
     </w:rPr>
   </w:style>
-  <w:style w:type="paragraph" w:styleId="Subtitle">
+  <w:style w:type="paragraph" w:styleId="Ondertitel">
     <w:name w:val="Subtitle"/>
-    <w:basedOn w:val="Normal"/>
-    <w:next w:val="Normal"/>
-    <w:link w:val="SubtitleChar"/>
+    <w:basedOn w:val="Standaard"/>
+    <w:next w:val="Standaard"/>
+    <w:link w:val="OndertitelChar"/>
     <w:uiPriority w:val="11"/>
     <w:qFormat/>
     <w:rsid w:val="00771DBA"/>
@@ -1013,10 +1019,10 @@
       <w:szCs w:val="28"/>
     </w:rPr>
   </w:style>
-  <w:style w:type="character" w:customStyle="1" w:styleId="SubtitleChar">
-    <w:name w:val="Subtitle Char"/>
-    <w:basedOn w:val="DefaultParagraphFont"/>
-    <w:link w:val="Subtitle"/>
+  <w:style w:type="character" w:customStyle="1" w:styleId="OndertitelChar">
+    <w:name w:val="Ondertitel Char"/>
+    <w:basedOn w:val="Standaardalinea-lettertype"/>
+    <w:link w:val="Ondertitel"/>
     <w:uiPriority w:val="11"/>
     <w:rsid w:val="00771DBA"/>
     <w:rPr>
@@ -1027,11 +1033,11 @@
       <w:szCs w:val="28"/>
     </w:rPr>
   </w:style>
-  <w:style w:type="paragraph" w:styleId="Quote">
+  <w:style w:type="paragraph" w:styleId="Citaat">
     <w:name w:val="Quote"/>
-    <w:basedOn w:val="Normal"/>
-    <w:next w:val="Normal"/>
-    <w:link w:val="QuoteChar"/>
+    <w:basedOn w:val="Standaard"/>
+    <w:next w:val="Standaard"/>
+    <w:link w:val="CitaatChar"/>
     <w:uiPriority w:val="29"/>
     <w:qFormat/>
     <w:rsid w:val="00771DBA"/>
@@ -1045,10 +1051,10 @@
       <w:color w:val="404040" w:themeColor="text1" w:themeTint="BF"/>
     </w:rPr>
   </w:style>
-  <w:style w:type="character" w:customStyle="1" w:styleId="QuoteChar">
-    <w:name w:val="Quote Char"/>
-    <w:basedOn w:val="DefaultParagraphFont"/>
-    <w:link w:val="Quote"/>
+  <w:style w:type="character" w:customStyle="1" w:styleId="CitaatChar">
+    <w:name w:val="Citaat Char"/>
+    <w:basedOn w:val="Standaardalinea-lettertype"/>
+    <w:link w:val="Citaat"/>
     <w:uiPriority w:val="29"/>
     <w:rsid w:val="00771DBA"/>
     <w:rPr>
@@ -1057,9 +1063,9 @@
       <w:color w:val="404040" w:themeColor="text1" w:themeTint="BF"/>
     </w:rPr>
   </w:style>
-  <w:style w:type="paragraph" w:styleId="ListParagraph">
+  <w:style w:type="paragraph" w:styleId="Lijstalinea">
     <w:name w:val="List Paragraph"/>
-    <w:basedOn w:val="Normal"/>
+    <w:basedOn w:val="Standaard"/>
     <w:uiPriority w:val="34"/>
     <w:qFormat/>
     <w:rsid w:val="00771DBA"/>
@@ -1068,9 +1074,9 @@
       <w:contextualSpacing/>
     </w:pPr>
   </w:style>
-  <w:style w:type="character" w:styleId="IntenseEmphasis">
+  <w:style w:type="character" w:styleId="Intensievebenadrukking">
     <w:name w:val="Intense Emphasis"/>
-    <w:basedOn w:val="DefaultParagraphFont"/>
+    <w:basedOn w:val="Standaardalinea-lettertype"/>
     <w:uiPriority w:val="21"/>
     <w:qFormat/>
     <w:rsid w:val="00771DBA"/>
@@ -1080,11 +1086,11 @@
       <w:color w:val="0F4761" w:themeColor="accent1" w:themeShade="BF"/>
     </w:rPr>
   </w:style>
-  <w:style w:type="paragraph" w:styleId="IntenseQuote">
+  <w:style w:type="paragraph" w:styleId="Duidelijkcitaat">
     <w:name w:val="Intense Quote"/>
-    <w:basedOn w:val="Normal"/>
-    <w:next w:val="Normal"/>
-    <w:link w:val="IntenseQuoteChar"/>
+    <w:basedOn w:val="Standaard"/>
+    <w:next w:val="Standaard"/>
+    <w:link w:val="DuidelijkcitaatChar"/>
     <w:uiPriority w:val="30"/>
     <w:qFormat/>
     <w:rsid w:val="00771DBA"/>
@@ -1103,10 +1109,10 @@
       <w:color w:val="0F4761" w:themeColor="accent1" w:themeShade="BF"/>
     </w:rPr>
   </w:style>
-  <w:style w:type="character" w:customStyle="1" w:styleId="IntenseQuoteChar">
-    <w:name w:val="Intense Quote Char"/>
-    <w:basedOn w:val="DefaultParagraphFont"/>
-    <w:link w:val="IntenseQuote"/>
+  <w:style w:type="character" w:customStyle="1" w:styleId="DuidelijkcitaatChar">
+    <w:name w:val="Duidelijk citaat Char"/>
+    <w:basedOn w:val="Standaardalinea-lettertype"/>
+    <w:link w:val="Duidelijkcitaat"/>
     <w:uiPriority w:val="30"/>
     <w:rsid w:val="00771DBA"/>
     <w:rPr>
@@ -1115,9 +1121,9 @@
       <w:color w:val="0F4761" w:themeColor="accent1" w:themeShade="BF"/>
     </w:rPr>
   </w:style>
-  <w:style w:type="character" w:styleId="IntenseReference">
+  <w:style w:type="character" w:styleId="Intensieveverwijzing">
     <w:name w:val="Intense Reference"/>
-    <w:basedOn w:val="DefaultParagraphFont"/>
+    <w:basedOn w:val="Standaardalinea-lettertype"/>
     <w:uiPriority w:val="32"/>
     <w:qFormat/>
     <w:rsid w:val="00771DBA"/>

--- a/changesToDo.docx
+++ b/changesToDo.docx
@@ -116,6 +116,7 @@
       </w:r>
       <w:r>
         <w:rPr>
+          <w:strike/>
           <w:color w:val="FF0000"/>
           <w:lang w:val="en-US"/>
         </w:rPr>
@@ -123,6 +124,7 @@
       </w:r>
       <w:r>
         <w:rPr>
+          <w:strike/>
           <w:color w:val="FF0000"/>
           <w:lang w:val="en-US"/>
         </w:rPr>
